--- a/downloads/teacher/04 Units/Unit 05 - Apparel and Textile Production and Design - Make It, Mend It, Wear It/Assessment 05.2 - Stitch Sampler Performance Check.docx
+++ b/downloads/teacher/04 Units/Unit 05 - Apparel and Textile Production and Design - Make It, Mend It, Wear It/Assessment 05.2 - Stitch Sampler Performance Check.docx
@@ -4289,21 +4289,6 @@
       </w:pPr>
       <w:r>
         <w:t xml:space="preserve">Keep the sampler cards in the FACS folder until the end of Unit 5, then send them home with the Upcycle Challenge. Photograph three or four of them, names covered, for the website’s Unit 5 page.</w:t>
-      </w:r>
-    </w:p>
-    <w:p>
-      <w:pPr>
-        <w:numPr>
-          <w:ilvl w:val="0"/>
-          <w:numId w:val="1004"/>
-        </w:numPr>
-        <w:pStyle w:val="Compact"/>
-      </w:pPr>
-      <w:r>
-        <w:rPr>
-          <w:rStyle w:val="TeacherNote"/>
-        </w:rPr>
-        <w:t xml:space="preserve">[Sal: the 40-seconds-per-student pace assumes three tables of about seven, 21 students. A section of 28 needs a fourth table; at 28, start the check at minute 18 and cut the mounting block to two minutes, and the mounting can be finished in the do now of Lesson 5.12.]</w:t>
       </w:r>
     </w:p>
     <w:sectPr>
